--- a/instructions.docx
+++ b/instructions.docx
@@ -26,7 +26,7 @@
                     <pic:cNvPicPr/>
                   </pic:nvPicPr>
                   <pic:blipFill>
-                    <a:blip r:embed="rId4"/>
+                    <a:blip r:embed="rId5"/>
                     <a:stretch>
                       <a:fillRect/>
                     </a:stretch>
@@ -83,7 +83,7 @@
                     <pic:cNvPicPr/>
                   </pic:nvPicPr>
                   <pic:blipFill>
-                    <a:blip r:embed="rId5"/>
+                    <a:blip r:embed="rId6"/>
                     <a:stretch>
                       <a:fillRect/>
                     </a:stretch>
@@ -119,7 +119,7 @@
         <w:t xml:space="preserve"> </w:t>
       </w:r>
       <w:r>
-        <w:t xml:space="preserve">consists of 3 cards in which each of the cards’ features, looked at one-by-one-, are the same on each card, or are different on each card. If 2 cards are the same in any feature and 1 card is different in that feature, then it is </w:t>
+        <w:t xml:space="preserve">consists of 3 cards in which each of the cards’ features, looked at one-by-one, are the same on each card, or are different on each card. If 2 cards are the same in any feature and 1 card is different in that feature, then it is </w:t>
       </w:r>
       <w:r>
         <w:rPr>
@@ -201,7 +201,7 @@
                     <pic:cNvPicPr/>
                   </pic:nvPicPr>
                   <pic:blipFill rotWithShape="1">
-                    <a:blip r:embed="rId6" cstate="print">
+                    <a:blip r:embed="rId7" cstate="print">
                       <a:extLst>
                         <a:ext uri="{28A0092B-C50C-407E-A947-70E740481C1C}">
                           <a14:useLocalDpi xmlns:a14="http://schemas.microsoft.com/office/drawing/2010/main" val="0"/>
@@ -280,7 +280,7 @@
                     <pic:cNvPicPr/>
                   </pic:nvPicPr>
                   <pic:blipFill rotWithShape="1">
-                    <a:blip r:embed="rId7" cstate="print">
+                    <a:blip r:embed="rId8" cstate="print">
                       <a:extLst>
                         <a:ext uri="{28A0092B-C50C-407E-A947-70E740481C1C}">
                           <a14:useLocalDpi xmlns:a14="http://schemas.microsoft.com/office/drawing/2010/main" val="0"/>
@@ -348,7 +348,7 @@
                     <pic:cNvPicPr/>
                   </pic:nvPicPr>
                   <pic:blipFill rotWithShape="1">
-                    <a:blip r:embed="rId8" cstate="print">
+                    <a:blip r:embed="rId9" cstate="print">
                       <a:extLst>
                         <a:ext uri="{28A0092B-C50C-407E-A947-70E740481C1C}">
                           <a14:useLocalDpi xmlns:a14="http://schemas.microsoft.com/office/drawing/2010/main" val="0"/>
@@ -462,7 +462,7 @@
                     <pic:cNvPicPr/>
                   </pic:nvPicPr>
                   <pic:blipFill rotWithShape="1">
-                    <a:blip r:embed="rId9" cstate="print">
+                    <a:blip r:embed="rId10" cstate="print">
                       <a:extLst>
                         <a:ext uri="{28A0092B-C50C-407E-A947-70E740481C1C}">
                           <a14:useLocalDpi xmlns:a14="http://schemas.microsoft.com/office/drawing/2010/main" val="0"/>
@@ -531,7 +531,7 @@
                     </pic:cNvPicPr>
                   </pic:nvPicPr>
                   <pic:blipFill>
-                    <a:blip r:embed="rId10" cstate="print">
+                    <a:blip r:embed="rId11" cstate="print">
                       <a:extLst>
                         <a:ext uri="{28A0092B-C50C-407E-A947-70E740481C1C}">
                           <a14:useLocalDpi xmlns:a14="http://schemas.microsoft.com/office/drawing/2010/main" val="0"/>
@@ -683,7 +683,7 @@
                     <pic:cNvPicPr/>
                   </pic:nvPicPr>
                   <pic:blipFill>
-                    <a:blip r:embed="rId11"/>
+                    <a:blip r:embed="rId12"/>
                     <a:stretch>
                       <a:fillRect/>
                     </a:stretch>
@@ -735,7 +735,7 @@
                     <pic:cNvPicPr/>
                   </pic:nvPicPr>
                   <pic:blipFill rotWithShape="1">
-                    <a:blip r:embed="rId12"/>
+                    <a:blip r:embed="rId13"/>
                     <a:srcRect l="172" t="878" r="1724" b="2294"/>
                     <a:stretch>
                       <a:fillRect/>
@@ -953,7 +953,7 @@
                     <pic:cNvPicPr/>
                   </pic:nvPicPr>
                   <pic:blipFill>
-                    <a:blip r:embed="rId13"/>
+                    <a:blip r:embed="rId14"/>
                     <a:stretch>
                       <a:fillRect/>
                     </a:stretch>
@@ -1002,7 +1002,7 @@
                     <pic:cNvPicPr/>
                   </pic:nvPicPr>
                   <pic:blipFill>
-                    <a:blip r:embed="rId14"/>
+                    <a:blip r:embed="rId15"/>
                     <a:stretch>
                       <a:fillRect/>
                     </a:stretch>
@@ -1042,7 +1042,596 @@
     <w:p>
       <w:pPr>
         <w:keepNext/>
+        <w:rPr>
+          <w:b/>
+          <w:bCs/>
+        </w:rPr>
       </w:pPr>
+      <w:r>
+        <w:rPr>
+          <w:b/>
+          <w:bCs/>
+        </w:rPr>
+        <w:t>Challenge Questions:</w:t>
+      </w:r>
+    </w:p>
+    <w:p>
+      <w:pPr>
+        <w:pStyle w:val="ListParagraph"/>
+        <w:keepNext/>
+        <w:numPr>
+          <w:ilvl w:val="0"/>
+          <w:numId w:val="1"/>
+        </w:numPr>
+      </w:pPr>
+      <w:r>
+        <w:t>What is the correct</w:t>
+      </w:r>
+      <w:r>
+        <w:t>/best</w:t>
+      </w:r>
+      <w:r>
+        <w:t xml:space="preserve"> order to describe the conditions of a card?</w:t>
+      </w:r>
+    </w:p>
+    <w:p>
+      <w:pPr>
+        <w:pStyle w:val="ListParagraph"/>
+        <w:keepNext/>
+        <w:numPr>
+          <w:ilvl w:val="0"/>
+          <w:numId w:val="1"/>
+        </w:numPr>
+        <w:rPr>
+          <w:b/>
+          <w:bCs/>
+        </w:rPr>
+      </w:pPr>
+      <w:r>
+        <w:t xml:space="preserve">Within a single 3x3 </w:t>
+      </w:r>
+      <w:proofErr w:type="spellStart"/>
+      <w:r>
+        <w:t>subgrid</w:t>
+      </w:r>
+      <w:proofErr w:type="spellEnd"/>
+      <w:r>
+        <w:t xml:space="preserve">, how many distinct </w:t>
+      </w:r>
+      <w:r>
+        <w:rPr>
+          <w:i/>
+          <w:iCs/>
+        </w:rPr>
+        <w:t>SET</w:t>
+      </w:r>
+      <w:r>
+        <w:t>s are there?</w:t>
+      </w:r>
+    </w:p>
+    <w:p>
+      <w:pPr>
+        <w:pStyle w:val="ListParagraph"/>
+        <w:keepNext/>
+        <w:numPr>
+          <w:ilvl w:val="0"/>
+          <w:numId w:val="1"/>
+        </w:numPr>
+        <w:rPr>
+          <w:b/>
+          <w:bCs/>
+        </w:rPr>
+      </w:pPr>
+      <w:r>
+        <w:t xml:space="preserve">How many total </w:t>
+      </w:r>
+      <w:r>
+        <w:rPr>
+          <w:i/>
+          <w:iCs/>
+        </w:rPr>
+        <w:t>SET</w:t>
+      </w:r>
+      <w:r>
+        <w:t>s are there within a standard 81-card deck?</w:t>
+      </w:r>
+    </w:p>
+    <w:p>
+      <w:pPr>
+        <w:pStyle w:val="ListParagraph"/>
+        <w:keepNext/>
+        <w:numPr>
+          <w:ilvl w:val="0"/>
+          <w:numId w:val="1"/>
+        </w:numPr>
+        <w:rPr>
+          <w:b/>
+          <w:bCs/>
+        </w:rPr>
+      </w:pPr>
+      <w:r>
+        <w:t xml:space="preserve">How many distinct </w:t>
+      </w:r>
+      <w:r>
+        <w:rPr>
+          <w:i/>
+          <w:iCs/>
+        </w:rPr>
+        <w:t>SET</w:t>
+      </w:r>
+      <w:r>
+        <w:t xml:space="preserve"> quilts are there?</w:t>
+      </w:r>
+    </w:p>
+    <w:p>
+      <w:pPr>
+        <w:pStyle w:val="ListParagraph"/>
+        <w:keepNext/>
+        <w:numPr>
+          <w:ilvl w:val="0"/>
+          <w:numId w:val="1"/>
+        </w:numPr>
+        <w:rPr>
+          <w:b/>
+          <w:bCs/>
+        </w:rPr>
+      </w:pPr>
+      <w:r>
+        <w:t xml:space="preserve">Encode each card as a 4-tuple </w:t>
+      </w:r>
+      <m:oMath>
+        <m:r>
+          <w:rPr>
+            <w:rFonts w:ascii="Cambria Math" w:hAnsi="Cambria Math"/>
+          </w:rPr>
+          <m:t>(</m:t>
+        </m:r>
+        <m:r>
+          <w:rPr>
+            <w:rFonts w:ascii="Cambria Math" w:hAnsi="Cambria Math"/>
+          </w:rPr>
+          <m:t>number</m:t>
+        </m:r>
+        <m:r>
+          <w:rPr>
+            <w:rFonts w:ascii="Cambria Math" w:hAnsi="Cambria Math"/>
+          </w:rPr>
+          <m:t>,</m:t>
+        </m:r>
+        <m:r>
+          <w:rPr>
+            <w:rFonts w:ascii="Cambria Math" w:hAnsi="Cambria Math"/>
+          </w:rPr>
+          <m:t>color, shading</m:t>
+        </m:r>
+        <m:r>
+          <w:rPr>
+            <w:rFonts w:ascii="Cambria Math" w:hAnsi="Cambria Math"/>
+          </w:rPr>
+          <m:t>,</m:t>
+        </m:r>
+        <m:r>
+          <w:rPr>
+            <w:rFonts w:ascii="Cambria Math" w:hAnsi="Cambria Math"/>
+          </w:rPr>
+          <m:t>shape</m:t>
+        </m:r>
+        <m:r>
+          <w:rPr>
+            <w:rFonts w:ascii="Cambria Math" w:hAnsi="Cambria Math"/>
+          </w:rPr>
+          <m:t>)</m:t>
+        </m:r>
+      </m:oMath>
+      <w:r>
+        <w:rPr>
+          <w:rFonts w:eastAsiaTheme="minorEastAsia"/>
+        </w:rPr>
+        <w:t xml:space="preserve"> where each coordinate is from the set </w:t>
+      </w:r>
+      <m:oMath>
+        <m:r>
+          <w:rPr>
+            <w:rFonts w:ascii="Cambria Math" w:eastAsiaTheme="minorEastAsia" w:hAnsi="Cambria Math"/>
+          </w:rPr>
+          <m:t>{0,1,2}</m:t>
+        </m:r>
+      </m:oMath>
+      <w:r>
+        <w:rPr>
+          <w:rFonts w:eastAsiaTheme="minorEastAsia"/>
+        </w:rPr>
+        <w:t xml:space="preserve">. Given cards </w:t>
+      </w:r>
+      <m:oMath>
+        <m:r>
+          <w:rPr>
+            <w:rFonts w:ascii="Cambria Math" w:eastAsiaTheme="minorEastAsia" w:hAnsi="Cambria Math"/>
+          </w:rPr>
+          <m:t>X=(</m:t>
+        </m:r>
+        <m:sSub>
+          <m:sSubPr>
+            <m:ctrlPr>
+              <w:rPr>
+                <w:rFonts w:ascii="Cambria Math" w:eastAsiaTheme="minorEastAsia" w:hAnsi="Cambria Math"/>
+                <w:i/>
+              </w:rPr>
+            </m:ctrlPr>
+          </m:sSubPr>
+          <m:e>
+            <m:r>
+              <w:rPr>
+                <w:rFonts w:ascii="Cambria Math" w:eastAsiaTheme="minorEastAsia" w:hAnsi="Cambria Math"/>
+              </w:rPr>
+              <m:t>x</m:t>
+            </m:r>
+          </m:e>
+          <m:sub>
+            <m:r>
+              <w:rPr>
+                <w:rFonts w:ascii="Cambria Math" w:eastAsiaTheme="minorEastAsia" w:hAnsi="Cambria Math"/>
+              </w:rPr>
+              <m:t>1</m:t>
+            </m:r>
+          </m:sub>
+        </m:sSub>
+        <m:r>
+          <w:rPr>
+            <w:rFonts w:ascii="Cambria Math" w:eastAsiaTheme="minorEastAsia" w:hAnsi="Cambria Math"/>
+          </w:rPr>
+          <m:t xml:space="preserve">, </m:t>
+        </m:r>
+        <m:sSub>
+          <m:sSubPr>
+            <m:ctrlPr>
+              <w:rPr>
+                <w:rFonts w:ascii="Cambria Math" w:eastAsiaTheme="minorEastAsia" w:hAnsi="Cambria Math"/>
+                <w:i/>
+              </w:rPr>
+            </m:ctrlPr>
+          </m:sSubPr>
+          <m:e>
+            <m:r>
+              <w:rPr>
+                <w:rFonts w:ascii="Cambria Math" w:eastAsiaTheme="minorEastAsia" w:hAnsi="Cambria Math"/>
+              </w:rPr>
+              <m:t>x</m:t>
+            </m:r>
+          </m:e>
+          <m:sub>
+            <m:r>
+              <w:rPr>
+                <w:rFonts w:ascii="Cambria Math" w:eastAsiaTheme="minorEastAsia" w:hAnsi="Cambria Math"/>
+              </w:rPr>
+              <m:t>2</m:t>
+            </m:r>
+          </m:sub>
+        </m:sSub>
+        <m:r>
+          <w:rPr>
+            <w:rFonts w:ascii="Cambria Math" w:eastAsiaTheme="minorEastAsia" w:hAnsi="Cambria Math"/>
+          </w:rPr>
+          <m:t xml:space="preserve">, </m:t>
+        </m:r>
+        <m:sSub>
+          <m:sSubPr>
+            <m:ctrlPr>
+              <w:rPr>
+                <w:rFonts w:ascii="Cambria Math" w:eastAsiaTheme="minorEastAsia" w:hAnsi="Cambria Math"/>
+                <w:i/>
+              </w:rPr>
+            </m:ctrlPr>
+          </m:sSubPr>
+          <m:e>
+            <m:r>
+              <w:rPr>
+                <w:rFonts w:ascii="Cambria Math" w:eastAsiaTheme="minorEastAsia" w:hAnsi="Cambria Math"/>
+              </w:rPr>
+              <m:t>x</m:t>
+            </m:r>
+          </m:e>
+          <m:sub>
+            <m:r>
+              <w:rPr>
+                <w:rFonts w:ascii="Cambria Math" w:eastAsiaTheme="minorEastAsia" w:hAnsi="Cambria Math"/>
+              </w:rPr>
+              <m:t>3</m:t>
+            </m:r>
+          </m:sub>
+        </m:sSub>
+        <m:r>
+          <w:rPr>
+            <w:rFonts w:ascii="Cambria Math" w:eastAsiaTheme="minorEastAsia" w:hAnsi="Cambria Math"/>
+          </w:rPr>
+          <m:t xml:space="preserve">, </m:t>
+        </m:r>
+        <m:sSub>
+          <m:sSubPr>
+            <m:ctrlPr>
+              <w:rPr>
+                <w:rFonts w:ascii="Cambria Math" w:eastAsiaTheme="minorEastAsia" w:hAnsi="Cambria Math"/>
+                <w:i/>
+              </w:rPr>
+            </m:ctrlPr>
+          </m:sSubPr>
+          <m:e>
+            <m:r>
+              <w:rPr>
+                <w:rFonts w:ascii="Cambria Math" w:eastAsiaTheme="minorEastAsia" w:hAnsi="Cambria Math"/>
+              </w:rPr>
+              <m:t>x</m:t>
+            </m:r>
+          </m:e>
+          <m:sub>
+            <m:r>
+              <w:rPr>
+                <w:rFonts w:ascii="Cambria Math" w:eastAsiaTheme="minorEastAsia" w:hAnsi="Cambria Math"/>
+              </w:rPr>
+              <m:t>4</m:t>
+            </m:r>
+          </m:sub>
+        </m:sSub>
+        <m:r>
+          <w:rPr>
+            <w:rFonts w:ascii="Cambria Math" w:eastAsiaTheme="minorEastAsia" w:hAnsi="Cambria Math"/>
+          </w:rPr>
+          <m:t>)</m:t>
+        </m:r>
+      </m:oMath>
+      <w:r>
+        <w:rPr>
+          <w:rFonts w:eastAsiaTheme="minorEastAsia"/>
+        </w:rPr>
+        <w:t xml:space="preserve"> and </w:t>
+      </w:r>
+      <m:oMath>
+        <m:r>
+          <w:rPr>
+            <w:rFonts w:ascii="Cambria Math" w:eastAsiaTheme="minorEastAsia" w:hAnsi="Cambria Math"/>
+          </w:rPr>
+          <m:t>Y=(</m:t>
+        </m:r>
+        <m:sSub>
+          <m:sSubPr>
+            <m:ctrlPr>
+              <w:rPr>
+                <w:rFonts w:ascii="Cambria Math" w:eastAsiaTheme="minorEastAsia" w:hAnsi="Cambria Math"/>
+                <w:i/>
+              </w:rPr>
+            </m:ctrlPr>
+          </m:sSubPr>
+          <m:e>
+            <m:r>
+              <w:rPr>
+                <w:rFonts w:ascii="Cambria Math" w:eastAsiaTheme="minorEastAsia" w:hAnsi="Cambria Math"/>
+              </w:rPr>
+              <m:t>y</m:t>
+            </m:r>
+          </m:e>
+          <m:sub>
+            <m:r>
+              <w:rPr>
+                <w:rFonts w:ascii="Cambria Math" w:eastAsiaTheme="minorEastAsia" w:hAnsi="Cambria Math"/>
+              </w:rPr>
+              <m:t>1</m:t>
+            </m:r>
+          </m:sub>
+        </m:sSub>
+        <m:r>
+          <w:rPr>
+            <w:rFonts w:ascii="Cambria Math" w:eastAsiaTheme="minorEastAsia" w:hAnsi="Cambria Math"/>
+          </w:rPr>
+          <m:t>,</m:t>
+        </m:r>
+        <m:sSub>
+          <m:sSubPr>
+            <m:ctrlPr>
+              <w:rPr>
+                <w:rFonts w:ascii="Cambria Math" w:eastAsiaTheme="minorEastAsia" w:hAnsi="Cambria Math"/>
+                <w:i/>
+              </w:rPr>
+            </m:ctrlPr>
+          </m:sSubPr>
+          <m:e>
+            <m:r>
+              <w:rPr>
+                <w:rFonts w:ascii="Cambria Math" w:eastAsiaTheme="minorEastAsia" w:hAnsi="Cambria Math"/>
+              </w:rPr>
+              <m:t>y</m:t>
+            </m:r>
+          </m:e>
+          <m:sub>
+            <m:r>
+              <w:rPr>
+                <w:rFonts w:ascii="Cambria Math" w:eastAsiaTheme="minorEastAsia" w:hAnsi="Cambria Math"/>
+              </w:rPr>
+              <m:t>2</m:t>
+            </m:r>
+          </m:sub>
+        </m:sSub>
+        <m:r>
+          <w:rPr>
+            <w:rFonts w:ascii="Cambria Math" w:eastAsiaTheme="minorEastAsia" w:hAnsi="Cambria Math"/>
+          </w:rPr>
+          <m:t>,</m:t>
+        </m:r>
+        <m:sSub>
+          <m:sSubPr>
+            <m:ctrlPr>
+              <w:rPr>
+                <w:rFonts w:ascii="Cambria Math" w:eastAsiaTheme="minorEastAsia" w:hAnsi="Cambria Math"/>
+                <w:i/>
+              </w:rPr>
+            </m:ctrlPr>
+          </m:sSubPr>
+          <m:e>
+            <m:r>
+              <w:rPr>
+                <w:rFonts w:ascii="Cambria Math" w:eastAsiaTheme="minorEastAsia" w:hAnsi="Cambria Math"/>
+              </w:rPr>
+              <m:t>y</m:t>
+            </m:r>
+          </m:e>
+          <m:sub>
+            <m:r>
+              <w:rPr>
+                <w:rFonts w:ascii="Cambria Math" w:eastAsiaTheme="minorEastAsia" w:hAnsi="Cambria Math"/>
+              </w:rPr>
+              <m:t>3</m:t>
+            </m:r>
+          </m:sub>
+        </m:sSub>
+        <m:r>
+          <w:rPr>
+            <w:rFonts w:ascii="Cambria Math" w:eastAsiaTheme="minorEastAsia" w:hAnsi="Cambria Math"/>
+          </w:rPr>
+          <m:t>,</m:t>
+        </m:r>
+        <m:sSub>
+          <m:sSubPr>
+            <m:ctrlPr>
+              <w:rPr>
+                <w:rFonts w:ascii="Cambria Math" w:eastAsiaTheme="minorEastAsia" w:hAnsi="Cambria Math"/>
+                <w:i/>
+              </w:rPr>
+            </m:ctrlPr>
+          </m:sSubPr>
+          <m:e>
+            <m:r>
+              <w:rPr>
+                <w:rFonts w:ascii="Cambria Math" w:eastAsiaTheme="minorEastAsia" w:hAnsi="Cambria Math"/>
+              </w:rPr>
+              <m:t>y</m:t>
+            </m:r>
+          </m:e>
+          <m:sub>
+            <m:r>
+              <w:rPr>
+                <w:rFonts w:ascii="Cambria Math" w:eastAsiaTheme="minorEastAsia" w:hAnsi="Cambria Math"/>
+              </w:rPr>
+              <m:t>4</m:t>
+            </m:r>
+          </m:sub>
+        </m:sSub>
+        <m:r>
+          <w:rPr>
+            <w:rFonts w:ascii="Cambria Math" w:eastAsiaTheme="minorEastAsia" w:hAnsi="Cambria Math"/>
+          </w:rPr>
+          <m:t>)</m:t>
+        </m:r>
+      </m:oMath>
+      <w:r>
+        <w:rPr>
+          <w:rFonts w:eastAsiaTheme="minorEastAsia"/>
+        </w:rPr>
+        <w:t>,</w:t>
+      </w:r>
+      <w:r>
+        <w:rPr>
+          <w:rFonts w:eastAsiaTheme="minorEastAsia"/>
+        </w:rPr>
+        <w:t xml:space="preserve"> prove that </w:t>
+      </w:r>
+      <w:r>
+        <w:rPr>
+          <w:rFonts w:eastAsiaTheme="minorEastAsia"/>
+        </w:rPr>
+        <w:t xml:space="preserve">the third card in the </w:t>
+      </w:r>
+      <w:r>
+        <w:rPr>
+          <w:rFonts w:eastAsiaTheme="minorEastAsia"/>
+          <w:i/>
+          <w:iCs/>
+        </w:rPr>
+        <w:t>SET</w:t>
+      </w:r>
+      <w:r>
+        <w:rPr>
+          <w:rFonts w:eastAsiaTheme="minorEastAsia"/>
+        </w:rPr>
+        <w:t xml:space="preserve"> </w:t>
+      </w:r>
+      <w:r>
+        <w:rPr>
+          <w:rFonts w:eastAsiaTheme="minorEastAsia"/>
+        </w:rPr>
+        <w:t xml:space="preserve">is given by </w:t>
+      </w:r>
+      <m:oMath>
+        <m:r>
+          <w:rPr>
+            <w:rFonts w:ascii="Cambria Math" w:eastAsiaTheme="minorEastAsia" w:hAnsi="Cambria Math"/>
+          </w:rPr>
+          <m:t>-</m:t>
+        </m:r>
+        <m:d>
+          <m:dPr>
+            <m:ctrlPr>
+              <w:rPr>
+                <w:rFonts w:ascii="Cambria Math" w:eastAsiaTheme="minorEastAsia" w:hAnsi="Cambria Math"/>
+                <w:i/>
+              </w:rPr>
+            </m:ctrlPr>
+          </m:dPr>
+          <m:e>
+            <m:r>
+              <w:rPr>
+                <w:rFonts w:ascii="Cambria Math" w:eastAsiaTheme="minorEastAsia" w:hAnsi="Cambria Math"/>
+              </w:rPr>
+              <m:t>X+Y</m:t>
+            </m:r>
+          </m:e>
+        </m:d>
+        <m:r>
+          <w:rPr>
+            <w:rFonts w:ascii="Cambria Math" w:eastAsiaTheme="minorEastAsia" w:hAnsi="Cambria Math"/>
+          </w:rPr>
+          <m:t xml:space="preserve"> (</m:t>
+        </m:r>
+        <m:r>
+          <m:rPr>
+            <m:sty m:val="p"/>
+          </m:rPr>
+          <w:rPr>
+            <w:rFonts w:ascii="Cambria Math" w:eastAsiaTheme="minorEastAsia" w:hAnsi="Cambria Math"/>
+          </w:rPr>
+          <m:t>mod</m:t>
+        </m:r>
+        <m:r>
+          <w:rPr>
+            <w:rFonts w:ascii="Cambria Math" w:eastAsiaTheme="minorEastAsia" w:hAnsi="Cambria Math"/>
+          </w:rPr>
+          <m:t xml:space="preserve"> 3)</m:t>
+        </m:r>
+      </m:oMath>
+      <w:r>
+        <w:rPr>
+          <w:rFonts w:eastAsiaTheme="minorEastAsia"/>
+        </w:rPr>
+        <w:t>, where all operations are taken component-wise.</w:t>
+      </w:r>
+    </w:p>
+    <w:p>
+      <w:pPr>
+        <w:pStyle w:val="ListParagraph"/>
+        <w:keepNext/>
+        <w:numPr>
+          <w:ilvl w:val="0"/>
+          <w:numId w:val="1"/>
+        </w:numPr>
+        <w:rPr>
+          <w:b/>
+          <w:bCs/>
+        </w:rPr>
+      </w:pPr>
+      <w:r>
+        <w:rPr>
+          <w:rFonts w:eastAsiaTheme="minorEastAsia"/>
+        </w:rPr>
+        <w:t xml:space="preserve">Suppose there are four possibilities in the four categories (or five categories with three possibilities each). What would the dimensions of the quilt be? </w:t>
+      </w:r>
     </w:p>
     <w:p>
       <w:pPr>
@@ -1055,8 +1644,60 @@
         </w:rPr>
         <w:t xml:space="preserve">Online Demo: </w:t>
       </w:r>
-      <w:r>
-        <w:t>https://saxmahoney.github.io/SET_quilt/</w:t>
+      <w:hyperlink r:id="rId16" w:history="1">
+        <w:r>
+          <w:rPr>
+            <w:rStyle w:val="Hyperlink"/>
+          </w:rPr>
+          <w:t>https://saxmahoney.github.io/SET_quilt/</w:t>
+        </w:r>
+      </w:hyperlink>
+    </w:p>
+    <w:p>
+      <w:pPr>
+        <w:keepNext/>
+      </w:pPr>
+      <w:r>
+        <w:rPr>
+          <w:b/>
+          <w:bCs/>
+        </w:rPr>
+        <w:t xml:space="preserve">Source Code: </w:t>
+      </w:r>
+      <w:hyperlink r:id="rId17" w:history="1">
+        <w:r>
+          <w:rPr>
+            <w:rStyle w:val="Hyperlink"/>
+          </w:rPr>
+          <w:t>https://github.com/s</w:t>
+        </w:r>
+        <w:r>
+          <w:rPr>
+            <w:rStyle w:val="Hyperlink"/>
+          </w:rPr>
+          <w:t>a</w:t>
+        </w:r>
+        <w:r>
+          <w:rPr>
+            <w:rStyle w:val="Hyperlink"/>
+          </w:rPr>
+          <w:t>xmahoney/SET_</w:t>
+        </w:r>
+        <w:r>
+          <w:rPr>
+            <w:rStyle w:val="Hyperlink"/>
+          </w:rPr>
+          <w:t>q</w:t>
+        </w:r>
+        <w:r>
+          <w:rPr>
+            <w:rStyle w:val="Hyperlink"/>
+          </w:rPr>
+          <w:t>uilt/</w:t>
+        </w:r>
+      </w:hyperlink>
+      <w:r>
+        <w:t xml:space="preserve">  </w:t>
       </w:r>
     </w:p>
     <w:sectPr>
@@ -1067,6 +1708,127 @@
     </w:sectPr>
   </w:body>
 </w:document>
+</file>
+
+<file path=word/numbering.xml><?xml version="1.0" encoding="utf-8"?>
+<w:numbering xmlns:wpc="http://schemas.microsoft.com/office/word/2010/wordprocessingCanvas" xmlns:cx="http://schemas.microsoft.com/office/drawing/2014/chartex" xmlns:cx1="http://schemas.microsoft.com/office/drawing/2015/9/8/chartex" xmlns:cx2="http://schemas.microsoft.com/office/drawing/2015/10/21/chartex" xmlns:cx3="http://schemas.microsoft.com/office/drawing/2016/5/9/chartex" xmlns:cx4="http://schemas.microsoft.com/office/drawing/2016/5/10/chartex" xmlns:cx5="http://schemas.microsoft.com/office/drawing/2016/5/11/chartex" xmlns:cx6="http://schemas.microsoft.com/office/drawing/2016/5/12/chartex" xmlns:cx7="http://schemas.microsoft.com/office/drawing/2016/5/13/chartex" xmlns:cx8="http://schemas.microsoft.com/office/drawing/2016/5/14/chartex" xmlns:mc="http://schemas.openxmlformats.org/markup-compatibility/2006" xmlns:aink="http://schemas.microsoft.com/office/drawing/2016/ink" xmlns:am3d="http://schemas.microsoft.com/office/drawing/2017/model3d" xmlns:o="urn:schemas-microsoft-com:office:office" xmlns:oel="http://schemas.microsoft.com/office/2019/extlst" xmlns:r="http://schemas.openxmlformats.org/officeDocument/2006/relationships" xmlns:m="http://schemas.openxmlformats.org/officeDocument/2006/math" xmlns:v="urn:schemas-microsoft-com:vml" xmlns:wp14="http://schemas.microsoft.com/office/word/2010/wordprocessingDrawing" xmlns:wp="http://schemas.openxmlformats.org/drawingml/2006/wordprocessingDrawing" xmlns:w10="urn:schemas-microsoft-com:office:word" xmlns:w="http://schemas.openxmlformats.org/wordprocessingml/2006/main" xmlns:w14="http://schemas.microsoft.com/office/word/2010/wordml" xmlns:w15="http://schemas.microsoft.com/office/word/2012/wordml" xmlns:w16cex="http://schemas.microsoft.com/office/word/2018/wordml/cex" xmlns:w16cid="http://schemas.microsoft.com/office/word/2016/wordml/cid" xmlns:w16="http://schemas.microsoft.com/office/word/2018/wordml" xmlns:w16du="http://schemas.microsoft.com/office/word/2023/wordml/word16du" xmlns:w16sdtdh="http://schemas.microsoft.com/office/word/2020/wordml/sdtdatahash" xmlns:w16sdtfl="http://schemas.microsoft.com/office/word/2024/wordml/sdtformatlock" xmlns:w16se="http://schemas.microsoft.com/office/word/2015/wordml/symex" xmlns:wpg="http://schemas.microsoft.com/office/word/2010/wordprocessingGroup" xmlns:wpi="http://schemas.microsoft.com/office/word/2010/wordprocessingInk" xmlns:wne="http://schemas.microsoft.com/office/word/2006/wordml" xmlns:wps="http://schemas.microsoft.com/office/word/2010/wordprocessingShape" mc:Ignorable="w14 w15 w16se w16cid w16 w16cex w16sdtdh w16sdtfl w16du wp14">
+  <w:abstractNum w:abstractNumId="0" w15:restartNumberingAfterBreak="0">
+    <w:nsid w:val="146B0236"/>
+    <w:multiLevelType w:val="hybridMultilevel"/>
+    <w:tmpl w:val="B12EA634"/>
+    <w:lvl w:ilvl="0" w:tplc="5484D2FC">
+      <w:start w:val="4"/>
+      <w:numFmt w:val="bullet"/>
+      <w:lvlText w:val=""/>
+      <w:lvlJc w:val="left"/>
+      <w:pPr>
+        <w:ind w:left="720" w:hanging="360"/>
+      </w:pPr>
+      <w:rPr>
+        <w:rFonts w:ascii="Symbol" w:eastAsiaTheme="minorHAnsi" w:hAnsi="Symbol" w:cstheme="minorBidi" w:hint="default"/>
+      </w:rPr>
+    </w:lvl>
+    <w:lvl w:ilvl="1" w:tplc="04090003" w:tentative="1">
+      <w:start w:val="1"/>
+      <w:numFmt w:val="bullet"/>
+      <w:lvlText w:val="o"/>
+      <w:lvlJc w:val="left"/>
+      <w:pPr>
+        <w:ind w:left="1440" w:hanging="360"/>
+      </w:pPr>
+      <w:rPr>
+        <w:rFonts w:ascii="Courier New" w:hAnsi="Courier New" w:cs="Courier New" w:hint="default"/>
+      </w:rPr>
+    </w:lvl>
+    <w:lvl w:ilvl="2" w:tplc="04090005" w:tentative="1">
+      <w:start w:val="1"/>
+      <w:numFmt w:val="bullet"/>
+      <w:lvlText w:val=""/>
+      <w:lvlJc w:val="left"/>
+      <w:pPr>
+        <w:ind w:left="2160" w:hanging="360"/>
+      </w:pPr>
+      <w:rPr>
+        <w:rFonts w:ascii="Wingdings" w:hAnsi="Wingdings" w:hint="default"/>
+      </w:rPr>
+    </w:lvl>
+    <w:lvl w:ilvl="3" w:tplc="04090001" w:tentative="1">
+      <w:start w:val="1"/>
+      <w:numFmt w:val="bullet"/>
+      <w:lvlText w:val=""/>
+      <w:lvlJc w:val="left"/>
+      <w:pPr>
+        <w:ind w:left="2880" w:hanging="360"/>
+      </w:pPr>
+      <w:rPr>
+        <w:rFonts w:ascii="Symbol" w:hAnsi="Symbol" w:hint="default"/>
+      </w:rPr>
+    </w:lvl>
+    <w:lvl w:ilvl="4" w:tplc="04090003" w:tentative="1">
+      <w:start w:val="1"/>
+      <w:numFmt w:val="bullet"/>
+      <w:lvlText w:val="o"/>
+      <w:lvlJc w:val="left"/>
+      <w:pPr>
+        <w:ind w:left="3600" w:hanging="360"/>
+      </w:pPr>
+      <w:rPr>
+        <w:rFonts w:ascii="Courier New" w:hAnsi="Courier New" w:cs="Courier New" w:hint="default"/>
+      </w:rPr>
+    </w:lvl>
+    <w:lvl w:ilvl="5" w:tplc="04090005" w:tentative="1">
+      <w:start w:val="1"/>
+      <w:numFmt w:val="bullet"/>
+      <w:lvlText w:val=""/>
+      <w:lvlJc w:val="left"/>
+      <w:pPr>
+        <w:ind w:left="4320" w:hanging="360"/>
+      </w:pPr>
+      <w:rPr>
+        <w:rFonts w:ascii="Wingdings" w:hAnsi="Wingdings" w:hint="default"/>
+      </w:rPr>
+    </w:lvl>
+    <w:lvl w:ilvl="6" w:tplc="04090001" w:tentative="1">
+      <w:start w:val="1"/>
+      <w:numFmt w:val="bullet"/>
+      <w:lvlText w:val=""/>
+      <w:lvlJc w:val="left"/>
+      <w:pPr>
+        <w:ind w:left="5040" w:hanging="360"/>
+      </w:pPr>
+      <w:rPr>
+        <w:rFonts w:ascii="Symbol" w:hAnsi="Symbol" w:hint="default"/>
+      </w:rPr>
+    </w:lvl>
+    <w:lvl w:ilvl="7" w:tplc="04090003" w:tentative="1">
+      <w:start w:val="1"/>
+      <w:numFmt w:val="bullet"/>
+      <w:lvlText w:val="o"/>
+      <w:lvlJc w:val="left"/>
+      <w:pPr>
+        <w:ind w:left="5760" w:hanging="360"/>
+      </w:pPr>
+      <w:rPr>
+        <w:rFonts w:ascii="Courier New" w:hAnsi="Courier New" w:cs="Courier New" w:hint="default"/>
+      </w:rPr>
+    </w:lvl>
+    <w:lvl w:ilvl="8" w:tplc="04090005" w:tentative="1">
+      <w:start w:val="1"/>
+      <w:numFmt w:val="bullet"/>
+      <w:lvlText w:val=""/>
+      <w:lvlJc w:val="left"/>
+      <w:pPr>
+        <w:ind w:left="6480" w:hanging="360"/>
+      </w:pPr>
+      <w:rPr>
+        <w:rFonts w:ascii="Wingdings" w:hAnsi="Wingdings" w:hint="default"/>
+      </w:rPr>
+    </w:lvl>
+  </w:abstractNum>
+  <w:num w:numId="1" w16cid:durableId="1176723970">
+    <w:abstractNumId w:val="0"/>
+  </w:num>
+</w:numbering>
 </file>
 
 <file path=word/styles.xml><?xml version="1.0" encoding="utf-8"?>
@@ -2005,6 +2767,41 @@
       <w:szCs w:val="18"/>
     </w:rPr>
   </w:style>
+  <w:style w:type="character" w:styleId="Hyperlink">
+    <w:name w:val="Hyperlink"/>
+    <w:basedOn w:val="DefaultParagraphFont"/>
+    <w:uiPriority w:val="99"/>
+    <w:unhideWhenUsed/>
+    <w:rsid w:val="005A158F"/>
+    <w:rPr>
+      <w:color w:val="467886" w:themeColor="hyperlink"/>
+      <w:u w:val="single"/>
+    </w:rPr>
+  </w:style>
+  <w:style w:type="character" w:styleId="UnresolvedMention">
+    <w:name w:val="Unresolved Mention"/>
+    <w:basedOn w:val="DefaultParagraphFont"/>
+    <w:uiPriority w:val="99"/>
+    <w:semiHidden/>
+    <w:unhideWhenUsed/>
+    <w:rsid w:val="005A158F"/>
+    <w:rPr>
+      <w:color w:val="605E5C"/>
+      <w:shd w:val="clear" w:color="auto" w:fill="E1DFDD"/>
+    </w:rPr>
+  </w:style>
+  <w:style w:type="character" w:styleId="FollowedHyperlink">
+    <w:name w:val="FollowedHyperlink"/>
+    <w:basedOn w:val="DefaultParagraphFont"/>
+    <w:uiPriority w:val="99"/>
+    <w:semiHidden/>
+    <w:unhideWhenUsed/>
+    <w:rsid w:val="005A158F"/>
+    <w:rPr>
+      <w:color w:val="96607D" w:themeColor="followedHyperlink"/>
+      <w:u w:val="single"/>
+    </w:rPr>
+  </w:style>
 </w:styles>
 </file>
 

--- a/instructions.docx
+++ b/instructions.docx
@@ -1,6 +1,6 @@
 
 <file path=word/document.xml><?xml version="1.0" encoding="utf-8"?>
-<w:document xmlns:wpc="http://schemas.microsoft.com/office/word/2010/wordprocessingCanvas" xmlns:cx="http://schemas.microsoft.com/office/drawing/2014/chartex" xmlns:cx1="http://schemas.microsoft.com/office/drawing/2015/9/8/chartex" xmlns:cx2="http://schemas.microsoft.com/office/drawing/2015/10/21/chartex" xmlns:cx3="http://schemas.microsoft.com/office/drawing/2016/5/9/chartex" xmlns:cx4="http://schemas.microsoft.com/office/drawing/2016/5/10/chartex" xmlns:cx5="http://schemas.microsoft.com/office/drawing/2016/5/11/chartex" xmlns:cx6="http://schemas.microsoft.com/office/drawing/2016/5/12/chartex" xmlns:cx7="http://schemas.microsoft.com/office/drawing/2016/5/13/chartex" xmlns:cx8="http://schemas.microsoft.com/office/drawing/2016/5/14/chartex" xmlns:mc="http://schemas.openxmlformats.org/markup-compatibility/2006" xmlns:aink="http://schemas.microsoft.com/office/drawing/2016/ink" xmlns:am3d="http://schemas.microsoft.com/office/drawing/2017/model3d" xmlns:o="urn:schemas-microsoft-com:office:office" xmlns:oel="http://schemas.microsoft.com/office/2019/extlst" xmlns:r="http://schemas.openxmlformats.org/officeDocument/2006/relationships" xmlns:m="http://schemas.openxmlformats.org/officeDocument/2006/math" xmlns:v="urn:schemas-microsoft-com:vml" xmlns:wp14="http://schemas.microsoft.com/office/word/2010/wordprocessingDrawing" xmlns:wp="http://schemas.openxmlformats.org/drawingml/2006/wordprocessingDrawing" xmlns:w10="urn:schemas-microsoft-com:office:word" xmlns:w="http://schemas.openxmlformats.org/wordprocessingml/2006/main" xmlns:w14="http://schemas.microsoft.com/office/word/2010/wordml" xmlns:w15="http://schemas.microsoft.com/office/word/2012/wordml" xmlns:w16cex="http://schemas.microsoft.com/office/word/2018/wordml/cex" xmlns:w16cid="http://schemas.microsoft.com/office/word/2016/wordml/cid" xmlns:w16="http://schemas.microsoft.com/office/word/2018/wordml" xmlns:w16du="http://schemas.microsoft.com/office/word/2023/wordml/word16du" xmlns:w16sdtdh="http://schemas.microsoft.com/office/word/2020/wordml/sdtdatahash" xmlns:w16sdtfl="http://schemas.microsoft.com/office/word/2024/wordml/sdtformatlock" xmlns:w16se="http://schemas.microsoft.com/office/word/2015/wordml/symex" xmlns:wpg="http://schemas.microsoft.com/office/word/2010/wordprocessingGroup" xmlns:wpi="http://schemas.microsoft.com/office/word/2010/wordprocessingInk" xmlns:wne="http://schemas.microsoft.com/office/word/2006/wordml" xmlns:wps="http://schemas.microsoft.com/office/word/2010/wordprocessingShape" mc:Ignorable="w14 w15 w16se w16cid w16 w16cex w16sdtdh w16sdtfl w16du wp14">
+<w:document xmlns:wpc="http://schemas.microsoft.com/office/word/2010/wordprocessingCanvas" xmlns:cx="http://schemas.microsoft.com/office/drawing/2014/chartex" xmlns:cx1="http://schemas.microsoft.com/office/drawing/2015/9/8/chartex" xmlns:cx2="http://schemas.microsoft.com/office/drawing/2015/10/21/chartex" xmlns:cx3="http://schemas.microsoft.com/office/drawing/2016/5/9/chartex" xmlns:cx4="http://schemas.microsoft.com/office/drawing/2016/5/10/chartex" xmlns:cx5="http://schemas.microsoft.com/office/drawing/2016/5/11/chartex" xmlns:cx6="http://schemas.microsoft.com/office/drawing/2016/5/12/chartex" xmlns:cx7="http://schemas.microsoft.com/office/drawing/2016/5/13/chartex" xmlns:cx8="http://schemas.microsoft.com/office/drawing/2016/5/14/chartex" xmlns:mc="http://schemas.openxmlformats.org/markup-compatibility/2006" xmlns:aink="http://schemas.microsoft.com/office/drawing/2016/ink" xmlns:am3d="http://schemas.microsoft.com/office/drawing/2017/model3d" xmlns:o="urn:schemas-microsoft-com:office:office" xmlns:oel="http://schemas.microsoft.com/office/2019/extlst" xmlns:r="http://schemas.openxmlformats.org/officeDocument/2006/relationships" xmlns:m="http://schemas.openxmlformats.org/officeDocument/2006/math" xmlns:v="urn:schemas-microsoft-com:vml" xmlns:wp14="http://schemas.microsoft.com/office/word/2010/wordprocessingDrawing" xmlns:wp="http://schemas.openxmlformats.org/drawingml/2006/wordprocessingDrawing" xmlns:w10="urn:schemas-microsoft-com:office:word" xmlns:w="http://schemas.openxmlformats.org/wordprocessingml/2006/main" xmlns:w14="http://schemas.microsoft.com/office/word/2010/wordml" xmlns:w15="http://schemas.microsoft.com/office/word/2012/wordml" xmlns:w16cei="http://schemas.microsoft.com/office/word/2026/wordml/cei" xmlns:w16cex="http://schemas.microsoft.com/office/word/2018/wordml/cex" xmlns:w16cid="http://schemas.microsoft.com/office/word/2016/wordml/cid" xmlns:w16="http://schemas.microsoft.com/office/word/2018/wordml" xmlns:w16du="http://schemas.microsoft.com/office/word/2023/wordml/word16du" xmlns:w16sdtdh="http://schemas.microsoft.com/office/word/2020/wordml/sdtdatahash" xmlns:w16sdtfl="http://schemas.microsoft.com/office/word/2024/wordml/sdtformatlock" xmlns:w16se="http://schemas.microsoft.com/office/word/2015/wordml/symex" xmlns:wpg="http://schemas.microsoft.com/office/word/2010/wordprocessingGroup" xmlns:wpi="http://schemas.microsoft.com/office/word/2010/wordprocessingInk" xmlns:wne="http://schemas.microsoft.com/office/word/2006/wordml" xmlns:wps="http://schemas.microsoft.com/office/word/2010/wordprocessingShape" mc:Ignorable="w14 w15 w16se w16cid w16 w16cex w16sdtdh w16sdtfl w16du wp14">
   <w:body>
     <w:p>
       <w:pPr>
@@ -835,33 +835,36 @@
         <w:keepNext/>
       </w:pPr>
       <w:r>
+        <w:t xml:space="preserve">6. </w:t>
+      </w:r>
+      <w:r>
+        <w:t>Randomly c</w:t>
+      </w:r>
+      <w:r>
+        <w:t>hoose another card to place in the middle</w:t>
+      </w:r>
+      <w:r>
+        <w:t xml:space="preserve"> of the 3x3 </w:t>
+      </w:r>
+      <w:proofErr w:type="spellStart"/>
+      <w:r>
+        <w:t>subgrid</w:t>
+      </w:r>
+      <w:proofErr w:type="spellEnd"/>
+      <w:r>
+        <w:t xml:space="preserve"> below the first. Visualize these 3 </w:t>
+      </w:r>
+      <w:proofErr w:type="spellStart"/>
+      <w:r>
+        <w:t>subgrids</w:t>
+      </w:r>
+      <w:proofErr w:type="spellEnd"/>
+      <w:r>
+        <w:t xml:space="preserve"> in this column as being layers of a cube. Find and place the remaining 8+9 cards in this </w:t>
+      </w:r>
+      <w:r>
         <w:lastRenderedPageBreak/>
-        <w:t xml:space="preserve">6. </w:t>
-      </w:r>
-      <w:r>
-        <w:t>Randomly c</w:t>
-      </w:r>
-      <w:r>
-        <w:t>hoose another card to place in the middle</w:t>
-      </w:r>
-      <w:r>
-        <w:t xml:space="preserve"> of the 3x3 </w:t>
-      </w:r>
-      <w:proofErr w:type="spellStart"/>
-      <w:r>
-        <w:t>subgrid</w:t>
-      </w:r>
-      <w:proofErr w:type="spellEnd"/>
-      <w:r>
-        <w:t xml:space="preserve"> below the first. Visualize these 3 </w:t>
-      </w:r>
-      <w:proofErr w:type="spellStart"/>
-      <w:r>
-        <w:t>subgrids</w:t>
-      </w:r>
-      <w:proofErr w:type="spellEnd"/>
-      <w:r>
-        <w:t xml:space="preserve"> in this column as being layers of a cube. Find and place the remaining 8+9 cards in this column. Figure 4 highlights three locations in yellow that form a </w:t>
+        <w:t xml:space="preserve">column. Figure 4 highlights three locations in yellow that form a </w:t>
       </w:r>
       <w:r>
         <w:rPr>
@@ -1184,43 +1187,7 @@
           <w:rPr>
             <w:rFonts w:ascii="Cambria Math" w:hAnsi="Cambria Math"/>
           </w:rPr>
-          <m:t>(</m:t>
-        </m:r>
-        <m:r>
-          <w:rPr>
-            <w:rFonts w:ascii="Cambria Math" w:hAnsi="Cambria Math"/>
-          </w:rPr>
-          <m:t>number</m:t>
-        </m:r>
-        <m:r>
-          <w:rPr>
-            <w:rFonts w:ascii="Cambria Math" w:hAnsi="Cambria Math"/>
-          </w:rPr>
-          <m:t>,</m:t>
-        </m:r>
-        <m:r>
-          <w:rPr>
-            <w:rFonts w:ascii="Cambria Math" w:hAnsi="Cambria Math"/>
-          </w:rPr>
-          <m:t>color, shading</m:t>
-        </m:r>
-        <m:r>
-          <w:rPr>
-            <w:rFonts w:ascii="Cambria Math" w:hAnsi="Cambria Math"/>
-          </w:rPr>
-          <m:t>,</m:t>
-        </m:r>
-        <m:r>
-          <w:rPr>
-            <w:rFonts w:ascii="Cambria Math" w:hAnsi="Cambria Math"/>
-          </w:rPr>
-          <m:t>shape</m:t>
-        </m:r>
-        <m:r>
-          <w:rPr>
-            <w:rFonts w:ascii="Cambria Math" w:hAnsi="Cambria Math"/>
-          </w:rPr>
-          <m:t>)</m:t>
+          <m:t>(number,color, shading,shape)</m:t>
         </m:r>
       </m:oMath>
       <w:r>
@@ -1642,16 +1609,51 @@
           <w:b/>
           <w:bCs/>
         </w:rPr>
-        <w:t xml:space="preserve">Online Demo: </w:t>
+        <w:t>Original Activity</w:t>
+      </w:r>
+      <w:r>
+        <w:t>: Brian Conrey and Brianna Donaldson, “</w:t>
       </w:r>
       <w:hyperlink r:id="rId16" w:history="1">
         <w:r>
           <w:rPr>
             <w:rStyle w:val="Hyperlink"/>
           </w:rPr>
-          <w:t>https://saxmahoney.github.io/SET_quilt/</w:t>
+          <w:t xml:space="preserve">How to Make a </w:t>
+        </w:r>
+        <w:r>
+          <w:rPr>
+            <w:rStyle w:val="Hyperlink"/>
+            <w:i/>
+            <w:iCs/>
+          </w:rPr>
+          <w:t>SET</w:t>
+        </w:r>
+        <w:r>
+          <w:rPr>
+            <w:rStyle w:val="Hyperlink"/>
+          </w:rPr>
+          <w:t xml:space="preserve"> Quilt</w:t>
         </w:r>
       </w:hyperlink>
+      <w:r>
+        <w:t xml:space="preserve">”, </w:t>
+      </w:r>
+      <w:proofErr w:type="spellStart"/>
+      <w:r>
+        <w:rPr>
+          <w:i/>
+          <w:iCs/>
+        </w:rPr>
+        <w:t>MathCircular</w:t>
+      </w:r>
+      <w:proofErr w:type="spellEnd"/>
+      <w:r>
+        <w:t xml:space="preserve">, August 2024. </w:t>
+      </w:r>
+      <w:r>
+        <w:t xml:space="preserve"> </w:t>
+      </w:r>
     </w:p>
     <w:p>
       <w:pPr>
@@ -1662,47 +1664,51 @@
           <w:b/>
           <w:bCs/>
         </w:rPr>
-        <w:t xml:space="preserve">Source Code: </w:t>
+        <w:t>Resources</w:t>
+      </w:r>
+      <w:r>
+        <w:t xml:space="preserve">: </w:t>
       </w:r>
       <w:hyperlink r:id="rId17" w:history="1">
         <w:r>
           <w:rPr>
             <w:rStyle w:val="Hyperlink"/>
           </w:rPr>
-          <w:t>https://github.com/s</w:t>
+          <w:t>Online Demo</w:t>
         </w:r>
+      </w:hyperlink>
+      <w:r>
+        <w:t xml:space="preserve"> and </w:t>
+      </w:r>
+      <w:hyperlink r:id="rId18" w:history="1">
         <w:r>
           <w:rPr>
             <w:rStyle w:val="Hyperlink"/>
           </w:rPr>
-          <w:t>a</w:t>
+          <w:t>Source Code</w:t>
         </w:r>
+      </w:hyperlink>
+      <w:r>
+        <w:t xml:space="preserve"> by Tom Mahoney</w:t>
+      </w:r>
+      <w:r>
+        <w:t xml:space="preserve">, Emporia State University, </w:t>
+      </w:r>
+      <w:hyperlink r:id="rId19" w:history="1">
         <w:r>
           <w:rPr>
             <w:rStyle w:val="Hyperlink"/>
           </w:rPr>
-          <w:t>xmahoney/SET_</w:t>
-        </w:r>
-        <w:r>
-          <w:rPr>
-            <w:rStyle w:val="Hyperlink"/>
-          </w:rPr>
-          <w:t>q</w:t>
-        </w:r>
-        <w:r>
-          <w:rPr>
-            <w:rStyle w:val="Hyperlink"/>
-          </w:rPr>
-          <w:t>uilt/</w:t>
+          <w:t>tmahoney@emporia.edu</w:t>
         </w:r>
       </w:hyperlink>
       <w:r>
-        <w:t xml:space="preserve">  </w:t>
+        <w:t xml:space="preserve"> </w:t>
       </w:r>
     </w:p>
     <w:sectPr>
       <w:pgSz w:w="12240" w:h="15840"/>
-      <w:pgMar w:top="1440" w:right="1440" w:bottom="1440" w:left="1440" w:header="720" w:footer="720" w:gutter="0"/>
+      <w:pgMar w:top="720" w:right="720" w:bottom="720" w:left="720" w:header="720" w:footer="720" w:gutter="0"/>
       <w:cols w:space="720"/>
       <w:docGrid w:linePitch="360"/>
     </w:sectPr>
@@ -1711,7 +1717,7 @@
 </file>
 
 <file path=word/numbering.xml><?xml version="1.0" encoding="utf-8"?>
-<w:numbering xmlns:wpc="http://schemas.microsoft.com/office/word/2010/wordprocessingCanvas" xmlns:cx="http://schemas.microsoft.com/office/drawing/2014/chartex" xmlns:cx1="http://schemas.microsoft.com/office/drawing/2015/9/8/chartex" xmlns:cx2="http://schemas.microsoft.com/office/drawing/2015/10/21/chartex" xmlns:cx3="http://schemas.microsoft.com/office/drawing/2016/5/9/chartex" xmlns:cx4="http://schemas.microsoft.com/office/drawing/2016/5/10/chartex" xmlns:cx5="http://schemas.microsoft.com/office/drawing/2016/5/11/chartex" xmlns:cx6="http://schemas.microsoft.com/office/drawing/2016/5/12/chartex" xmlns:cx7="http://schemas.microsoft.com/office/drawing/2016/5/13/chartex" xmlns:cx8="http://schemas.microsoft.com/office/drawing/2016/5/14/chartex" xmlns:mc="http://schemas.openxmlformats.org/markup-compatibility/2006" xmlns:aink="http://schemas.microsoft.com/office/drawing/2016/ink" xmlns:am3d="http://schemas.microsoft.com/office/drawing/2017/model3d" xmlns:o="urn:schemas-microsoft-com:office:office" xmlns:oel="http://schemas.microsoft.com/office/2019/extlst" xmlns:r="http://schemas.openxmlformats.org/officeDocument/2006/relationships" xmlns:m="http://schemas.openxmlformats.org/officeDocument/2006/math" xmlns:v="urn:schemas-microsoft-com:vml" xmlns:wp14="http://schemas.microsoft.com/office/word/2010/wordprocessingDrawing" xmlns:wp="http://schemas.openxmlformats.org/drawingml/2006/wordprocessingDrawing" xmlns:w10="urn:schemas-microsoft-com:office:word" xmlns:w="http://schemas.openxmlformats.org/wordprocessingml/2006/main" xmlns:w14="http://schemas.microsoft.com/office/word/2010/wordml" xmlns:w15="http://schemas.microsoft.com/office/word/2012/wordml" xmlns:w16cex="http://schemas.microsoft.com/office/word/2018/wordml/cex" xmlns:w16cid="http://schemas.microsoft.com/office/word/2016/wordml/cid" xmlns:w16="http://schemas.microsoft.com/office/word/2018/wordml" xmlns:w16du="http://schemas.microsoft.com/office/word/2023/wordml/word16du" xmlns:w16sdtdh="http://schemas.microsoft.com/office/word/2020/wordml/sdtdatahash" xmlns:w16sdtfl="http://schemas.microsoft.com/office/word/2024/wordml/sdtformatlock" xmlns:w16se="http://schemas.microsoft.com/office/word/2015/wordml/symex" xmlns:wpg="http://schemas.microsoft.com/office/word/2010/wordprocessingGroup" xmlns:wpi="http://schemas.microsoft.com/office/word/2010/wordprocessingInk" xmlns:wne="http://schemas.microsoft.com/office/word/2006/wordml" xmlns:wps="http://schemas.microsoft.com/office/word/2010/wordprocessingShape" mc:Ignorable="w14 w15 w16se w16cid w16 w16cex w16sdtdh w16sdtfl w16du wp14">
+<w:numbering xmlns:wpc="http://schemas.microsoft.com/office/word/2010/wordprocessingCanvas" xmlns:cx="http://schemas.microsoft.com/office/drawing/2014/chartex" xmlns:cx1="http://schemas.microsoft.com/office/drawing/2015/9/8/chartex" xmlns:cx2="http://schemas.microsoft.com/office/drawing/2015/10/21/chartex" xmlns:cx3="http://schemas.microsoft.com/office/drawing/2016/5/9/chartex" xmlns:cx4="http://schemas.microsoft.com/office/drawing/2016/5/10/chartex" xmlns:cx5="http://schemas.microsoft.com/office/drawing/2016/5/11/chartex" xmlns:cx6="http://schemas.microsoft.com/office/drawing/2016/5/12/chartex" xmlns:cx7="http://schemas.microsoft.com/office/drawing/2016/5/13/chartex" xmlns:cx8="http://schemas.microsoft.com/office/drawing/2016/5/14/chartex" xmlns:mc="http://schemas.openxmlformats.org/markup-compatibility/2006" xmlns:aink="http://schemas.microsoft.com/office/drawing/2016/ink" xmlns:am3d="http://schemas.microsoft.com/office/drawing/2017/model3d" xmlns:o="urn:schemas-microsoft-com:office:office" xmlns:oel="http://schemas.microsoft.com/office/2019/extlst" xmlns:r="http://schemas.openxmlformats.org/officeDocument/2006/relationships" xmlns:m="http://schemas.openxmlformats.org/officeDocument/2006/math" xmlns:v="urn:schemas-microsoft-com:vml" xmlns:wp14="http://schemas.microsoft.com/office/word/2010/wordprocessingDrawing" xmlns:wp="http://schemas.openxmlformats.org/drawingml/2006/wordprocessingDrawing" xmlns:w10="urn:schemas-microsoft-com:office:word" xmlns:w="http://schemas.openxmlformats.org/wordprocessingml/2006/main" xmlns:w14="http://schemas.microsoft.com/office/word/2010/wordml" xmlns:w15="http://schemas.microsoft.com/office/word/2012/wordml" xmlns:w16cei="http://schemas.microsoft.com/office/word/2026/wordml/cei" xmlns:w16cex="http://schemas.microsoft.com/office/word/2018/wordml/cex" xmlns:w16cid="http://schemas.microsoft.com/office/word/2016/wordml/cid" xmlns:w16="http://schemas.microsoft.com/office/word/2018/wordml" xmlns:w16du="http://schemas.microsoft.com/office/word/2023/wordml/word16du" xmlns:w16sdtdh="http://schemas.microsoft.com/office/word/2020/wordml/sdtdatahash" xmlns:w16sdtfl="http://schemas.microsoft.com/office/word/2024/wordml/sdtformatlock" xmlns:w16se="http://schemas.microsoft.com/office/word/2015/wordml/symex" xmlns:wpg="http://schemas.microsoft.com/office/word/2010/wordprocessingGroup" xmlns:wpi="http://schemas.microsoft.com/office/word/2010/wordprocessingInk" xmlns:wne="http://schemas.microsoft.com/office/word/2006/wordml" xmlns:wps="http://schemas.microsoft.com/office/word/2010/wordprocessingShape" mc:Ignorable="w14 w15 w16se w16cid w16 w16cex w16sdtdh w16sdtfl w16du wp14">
   <w:abstractNum w:abstractNumId="0" w15:restartNumberingAfterBreak="0">
     <w:nsid w:val="146B0236"/>
     <w:multiLevelType w:val="hybridMultilevel"/>
